--- a/assets/worksheets/simple-spectrometer/05-filters.docx
+++ b/assets/worksheets/simple-spectrometer/05-filters.docx
@@ -1359,7 +1359,7 @@
   <w:docDefaults>
     <w:rPrDefault>
       <w:rPr>
-        <w:rFonts w:asciiTheme="minorHAnsi" w:eastAsiaTheme="minorEastAsia" w:hAnsiTheme="minorHAnsi" w:cstheme="minorBidi"/>
+        <w:rFonts w:ascii="Arial" w:hAnsi="Arial" w:cs="Arial" w:eastAsia="Arial"/>
         <w:sz w:val="22"/>
         <w:szCs w:val="22"/>
         <w:lang w:val="en-US" w:eastAsia="en-US" w:bidi="ar-SA"/>
@@ -1518,7 +1518,7 @@
       <w:spacing w:after="120" w:line="264" w:lineRule="auto"/>
     </w:pPr>
     <w:rPr>
-      <w:rFonts w:ascii="Arial" w:hAnsi="Arial"/>
+      <w:rFonts w:ascii="Arial" w:hAnsi="Arial" w:cs="Arial" w:eastAsia="Arial"/>
       <w:b w:val="0"/>
       <w:color w:val="000000"/>
       <w:sz w:val="22"/>
@@ -1535,7 +1535,7 @@
       <w:spacing w:after="120" w:line="264" w:lineRule="auto"/>
     </w:pPr>
     <w:rPr>
-      <w:rFonts w:ascii="Arial" w:hAnsi="Arial"/>
+      <w:rFonts w:ascii="Arial" w:hAnsi="Arial" w:cs="Arial" w:eastAsia="Arial"/>
       <w:b w:val="0"/>
       <w:color w:val="000000"/>
       <w:sz w:val="18"/>
@@ -1559,7 +1559,7 @@
       <w:spacing w:after="120" w:line="264" w:lineRule="auto"/>
     </w:pPr>
     <w:rPr>
-      <w:rFonts w:ascii="Arial" w:hAnsi="Arial"/>
+      <w:rFonts w:ascii="Arial" w:hAnsi="Arial" w:cs="Arial" w:eastAsia="Arial"/>
       <w:b w:val="0"/>
       <w:color w:val="000000"/>
       <w:sz w:val="18"/>
@@ -1587,7 +1587,7 @@
       <w:outlineLvl w:val="0"/>
     </w:pPr>
     <w:rPr>
-      <w:rFonts w:asciiTheme="majorHAnsi" w:eastAsiaTheme="majorEastAsia" w:hAnsiTheme="majorHAnsi" w:cstheme="majorBidi" w:ascii="Arial" w:hAnsi="Arial"/>
+      <w:rFonts w:ascii="Arial" w:hAnsi="Arial" w:cs="Arial" w:eastAsia="Arial"/>
       <w:b/>
       <w:bCs/>
       <w:color w:val="000000"/>
@@ -1611,7 +1611,7 @@
       <w:outlineLvl w:val="1"/>
     </w:pPr>
     <w:rPr>
-      <w:rFonts w:asciiTheme="majorHAnsi" w:eastAsiaTheme="majorEastAsia" w:hAnsiTheme="majorHAnsi" w:cstheme="majorBidi" w:ascii="Arial" w:hAnsi="Arial"/>
+      <w:rFonts w:ascii="Arial" w:hAnsi="Arial" w:cs="Arial" w:eastAsia="Arial"/>
       <w:b/>
       <w:bCs/>
       <w:color w:val="000000"/>
@@ -1635,7 +1635,7 @@
       <w:outlineLvl w:val="2"/>
     </w:pPr>
     <w:rPr>
-      <w:rFonts w:asciiTheme="majorHAnsi" w:eastAsiaTheme="majorEastAsia" w:hAnsiTheme="majorHAnsi" w:cstheme="majorBidi"/>
+      <w:rFonts w:ascii="Arial" w:hAnsi="Arial" w:cs="Arial" w:eastAsia="Arial"/>
       <w:b/>
       <w:bCs/>
       <w:color w:val="4F81BD" w:themeColor="accent1"/>
@@ -1658,7 +1658,7 @@
       <w:outlineLvl w:val="3"/>
     </w:pPr>
     <w:rPr>
-      <w:rFonts w:asciiTheme="majorHAnsi" w:eastAsiaTheme="majorEastAsia" w:hAnsiTheme="majorHAnsi" w:cstheme="majorBidi"/>
+      <w:rFonts w:ascii="Arial" w:hAnsi="Arial" w:cs="Arial" w:eastAsia="Arial"/>
       <w:b/>
       <w:bCs/>
       <w:i/>
@@ -1683,7 +1683,7 @@
       <w:outlineLvl w:val="4"/>
     </w:pPr>
     <w:rPr>
-      <w:rFonts w:asciiTheme="majorHAnsi" w:eastAsiaTheme="majorEastAsia" w:hAnsiTheme="majorHAnsi" w:cstheme="majorBidi"/>
+      <w:rFonts w:ascii="Arial" w:hAnsi="Arial" w:cs="Arial" w:eastAsia="Arial"/>
       <w:color w:val="243F60" w:themeColor="accent1" w:themeShade="7F"/>
     </w:rPr>
   </w:style>
@@ -1704,7 +1704,7 @@
       <w:outlineLvl w:val="5"/>
     </w:pPr>
     <w:rPr>
-      <w:rFonts w:asciiTheme="majorHAnsi" w:eastAsiaTheme="majorEastAsia" w:hAnsiTheme="majorHAnsi" w:cstheme="majorBidi"/>
+      <w:rFonts w:ascii="Arial" w:hAnsi="Arial" w:cs="Arial" w:eastAsia="Arial"/>
       <w:i/>
       <w:iCs/>
       <w:color w:val="243F60" w:themeColor="accent1" w:themeShade="7F"/>
@@ -1727,7 +1727,7 @@
       <w:outlineLvl w:val="6"/>
     </w:pPr>
     <w:rPr>
-      <w:rFonts w:asciiTheme="majorHAnsi" w:eastAsiaTheme="majorEastAsia" w:hAnsiTheme="majorHAnsi" w:cstheme="majorBidi"/>
+      <w:rFonts w:ascii="Arial" w:hAnsi="Arial" w:cs="Arial" w:eastAsia="Arial"/>
       <w:i/>
       <w:iCs/>
       <w:color w:val="404040" w:themeColor="text1" w:themeTint="BF"/>
@@ -1750,7 +1750,7 @@
       <w:outlineLvl w:val="7"/>
     </w:pPr>
     <w:rPr>
-      <w:rFonts w:asciiTheme="majorHAnsi" w:eastAsiaTheme="majorEastAsia" w:hAnsiTheme="majorHAnsi" w:cstheme="majorBidi"/>
+      <w:rFonts w:ascii="Arial" w:hAnsi="Arial" w:cs="Arial" w:eastAsia="Arial"/>
       <w:color w:val="4F81BD" w:themeColor="accent1"/>
       <w:sz w:val="20"/>
       <w:szCs w:val="20"/>
@@ -1773,7 +1773,7 @@
       <w:outlineLvl w:val="8"/>
     </w:pPr>
     <w:rPr>
-      <w:rFonts w:asciiTheme="majorHAnsi" w:eastAsiaTheme="majorEastAsia" w:hAnsiTheme="majorHAnsi" w:cstheme="majorBidi"/>
+      <w:rFonts w:ascii="Arial" w:hAnsi="Arial" w:cs="Arial" w:eastAsia="Arial"/>
       <w:i/>
       <w:iCs/>
       <w:color w:val="404040" w:themeColor="text1" w:themeTint="BF"/>
@@ -1824,7 +1824,7 @@
     <w:uiPriority w:val="9"/>
     <w:rsid w:val="00FC693F"/>
     <w:rPr>
-      <w:rFonts w:asciiTheme="majorHAnsi" w:eastAsiaTheme="majorEastAsia" w:hAnsiTheme="majorHAnsi" w:cstheme="majorBidi"/>
+      <w:rFonts w:ascii="Arial" w:hAnsi="Arial" w:cs="Arial" w:eastAsia="Arial"/>
       <w:b/>
       <w:bCs/>
       <w:color w:val="365F91" w:themeColor="accent1" w:themeShade="BF"/>
@@ -1839,7 +1839,7 @@
     <w:uiPriority w:val="9"/>
     <w:rsid w:val="00FC693F"/>
     <w:rPr>
-      <w:rFonts w:asciiTheme="majorHAnsi" w:eastAsiaTheme="majorEastAsia" w:hAnsiTheme="majorHAnsi" w:cstheme="majorBidi"/>
+      <w:rFonts w:ascii="Arial" w:hAnsi="Arial" w:cs="Arial" w:eastAsia="Arial"/>
       <w:b/>
       <w:bCs/>
       <w:color w:val="4F81BD" w:themeColor="accent1"/>
@@ -1854,7 +1854,7 @@
     <w:uiPriority w:val="9"/>
     <w:rsid w:val="00FC693F"/>
     <w:rPr>
-      <w:rFonts w:asciiTheme="majorHAnsi" w:eastAsiaTheme="majorEastAsia" w:hAnsiTheme="majorHAnsi" w:cstheme="majorBidi"/>
+      <w:rFonts w:ascii="Arial" w:hAnsi="Arial" w:cs="Arial" w:eastAsia="Arial"/>
       <w:b/>
       <w:bCs/>
       <w:color w:val="4F81BD" w:themeColor="accent1"/>
@@ -1873,7 +1873,7 @@
       <w:contextualSpacing/>
     </w:pPr>
     <w:rPr>
-      <w:rFonts w:asciiTheme="majorHAnsi" w:eastAsiaTheme="majorEastAsia" w:hAnsiTheme="majorHAnsi" w:cstheme="majorBidi" w:ascii="Arial" w:hAnsi="Arial"/>
+      <w:rFonts w:ascii="Arial" w:hAnsi="Arial" w:cs="Arial" w:eastAsia="Arial"/>
       <w:b/>
       <w:color w:val="000000"/>
       <w:spacing w:val="5"/>
@@ -1889,7 +1889,7 @@
     <w:uiPriority w:val="10"/>
     <w:rsid w:val="00FC693F"/>
     <w:rPr>
-      <w:rFonts w:asciiTheme="majorHAnsi" w:eastAsiaTheme="majorEastAsia" w:hAnsiTheme="majorHAnsi" w:cstheme="majorBidi"/>
+      <w:rFonts w:ascii="Arial" w:hAnsi="Arial" w:cs="Arial" w:eastAsia="Arial"/>
       <w:color w:val="17365D" w:themeColor="text2" w:themeShade="BF"/>
       <w:spacing w:val="5"/>
       <w:kern w:val="28"/>
@@ -1912,7 +1912,7 @@
       <w:spacing w:after="120" w:line="264" w:lineRule="auto"/>
     </w:pPr>
     <w:rPr>
-      <w:rFonts w:asciiTheme="majorHAnsi" w:eastAsiaTheme="majorEastAsia" w:hAnsiTheme="majorHAnsi" w:cstheme="majorBidi" w:ascii="Arial" w:hAnsi="Arial"/>
+      <w:rFonts w:ascii="Arial" w:hAnsi="Arial" w:cs="Arial" w:eastAsia="Arial"/>
       <w:b w:val="0"/>
       <w:i/>
       <w:iCs/>
@@ -1929,7 +1929,7 @@
     <w:uiPriority w:val="11"/>
     <w:rsid w:val="00FC693F"/>
     <w:rPr>
-      <w:rFonts w:asciiTheme="majorHAnsi" w:eastAsiaTheme="majorEastAsia" w:hAnsiTheme="majorHAnsi" w:cstheme="majorBidi"/>
+      <w:rFonts w:ascii="Arial" w:hAnsi="Arial" w:cs="Arial" w:eastAsia="Arial"/>
       <w:i/>
       <w:iCs/>
       <w:color w:val="4F81BD" w:themeColor="accent1"/>
@@ -2058,7 +2058,7 @@
       <w:contextualSpacing/>
     </w:pPr>
     <w:rPr>
-      <w:rFonts w:ascii="Arial" w:hAnsi="Arial"/>
+      <w:rFonts w:ascii="Arial" w:hAnsi="Arial" w:cs="Arial" w:eastAsia="Arial"/>
       <w:b w:val="0"/>
       <w:color w:val="000000"/>
       <w:sz w:val="22"/>
@@ -2104,7 +2104,7 @@
       <w:contextualSpacing/>
     </w:pPr>
     <w:rPr>
-      <w:rFonts w:ascii="Arial" w:hAnsi="Arial"/>
+      <w:rFonts w:ascii="Arial" w:hAnsi="Arial" w:cs="Arial" w:eastAsia="Arial"/>
       <w:b w:val="0"/>
       <w:color w:val="000000"/>
       <w:sz w:val="22"/>
@@ -2190,7 +2190,7 @@
       </w:tabs>
     </w:pPr>
     <w:rPr>
-      <w:rFonts w:ascii="Courier" w:hAnsi="Courier"/>
+      <w:rFonts w:ascii="Arial" w:hAnsi="Arial" w:cs="Arial" w:eastAsia="Arial"/>
       <w:sz w:val="20"/>
       <w:szCs w:val="20"/>
     </w:rPr>
@@ -2202,7 +2202,7 @@
     <w:uiPriority w:val="99"/>
     <w:rsid w:val="0029639D"/>
     <w:rPr>
-      <w:rFonts w:ascii="Courier" w:hAnsi="Courier"/>
+      <w:rFonts w:ascii="Arial" w:hAnsi="Arial" w:cs="Arial" w:eastAsia="Arial"/>
       <w:sz w:val="20"/>
       <w:szCs w:val="20"/>
     </w:rPr>
@@ -2241,7 +2241,7 @@
     <w:semiHidden/>
     <w:rsid w:val="00FC693F"/>
     <w:rPr>
-      <w:rFonts w:asciiTheme="majorHAnsi" w:eastAsiaTheme="majorEastAsia" w:hAnsiTheme="majorHAnsi" w:cstheme="majorBidi"/>
+      <w:rFonts w:ascii="Arial" w:hAnsi="Arial" w:cs="Arial" w:eastAsia="Arial"/>
       <w:b/>
       <w:bCs/>
       <w:i/>
@@ -2257,7 +2257,7 @@
     <w:semiHidden/>
     <w:rsid w:val="00FC693F"/>
     <w:rPr>
-      <w:rFonts w:asciiTheme="majorHAnsi" w:eastAsiaTheme="majorEastAsia" w:hAnsiTheme="majorHAnsi" w:cstheme="majorBidi"/>
+      <w:rFonts w:ascii="Arial" w:hAnsi="Arial" w:cs="Arial" w:eastAsia="Arial"/>
       <w:color w:val="243F60" w:themeColor="accent1" w:themeShade="7F"/>
     </w:rPr>
   </w:style>
@@ -2269,7 +2269,7 @@
     <w:semiHidden/>
     <w:rsid w:val="00FC693F"/>
     <w:rPr>
-      <w:rFonts w:asciiTheme="majorHAnsi" w:eastAsiaTheme="majorEastAsia" w:hAnsiTheme="majorHAnsi" w:cstheme="majorBidi"/>
+      <w:rFonts w:ascii="Arial" w:hAnsi="Arial" w:cs="Arial" w:eastAsia="Arial"/>
       <w:i/>
       <w:iCs/>
       <w:color w:val="243F60" w:themeColor="accent1" w:themeShade="7F"/>
@@ -2283,7 +2283,7 @@
     <w:semiHidden/>
     <w:rsid w:val="00FC693F"/>
     <w:rPr>
-      <w:rFonts w:asciiTheme="majorHAnsi" w:eastAsiaTheme="majorEastAsia" w:hAnsiTheme="majorHAnsi" w:cstheme="majorBidi"/>
+      <w:rFonts w:ascii="Arial" w:hAnsi="Arial" w:cs="Arial" w:eastAsia="Arial"/>
       <w:i/>
       <w:iCs/>
       <w:color w:val="404040" w:themeColor="text1" w:themeTint="BF"/>
@@ -2297,7 +2297,7 @@
     <w:semiHidden/>
     <w:rsid w:val="00FC693F"/>
     <w:rPr>
-      <w:rFonts w:asciiTheme="majorHAnsi" w:eastAsiaTheme="majorEastAsia" w:hAnsiTheme="majorHAnsi" w:cstheme="majorBidi"/>
+      <w:rFonts w:ascii="Arial" w:hAnsi="Arial" w:cs="Arial" w:eastAsia="Arial"/>
       <w:color w:val="4F81BD" w:themeColor="accent1"/>
       <w:sz w:val="20"/>
       <w:szCs w:val="20"/>
@@ -2311,7 +2311,7 @@
     <w:semiHidden/>
     <w:rsid w:val="00FC693F"/>
     <w:rPr>
-      <w:rFonts w:asciiTheme="majorHAnsi" w:eastAsiaTheme="majorEastAsia" w:hAnsiTheme="majorHAnsi" w:cstheme="majorBidi"/>
+      <w:rFonts w:ascii="Arial" w:hAnsi="Arial" w:cs="Arial" w:eastAsia="Arial"/>
       <w:i/>
       <w:iCs/>
       <w:color w:val="404040" w:themeColor="text1" w:themeTint="BF"/>
@@ -3897,7 +3897,7 @@
         <w:spacing w:before="0" w:after="0" w:line="240" w:lineRule="auto"/>
       </w:pPr>
       <w:rPr>
-        <w:rFonts w:asciiTheme="majorHAnsi" w:eastAsiaTheme="majorEastAsia" w:hAnsiTheme="majorHAnsi" w:cstheme="majorBidi"/>
+        <w:rFonts w:ascii="Arial" w:hAnsi="Arial" w:cs="Arial" w:eastAsia="Arial"/>
         <w:b/>
         <w:bCs/>
       </w:rPr>
@@ -3918,7 +3918,7 @@
         <w:spacing w:before="0" w:after="0" w:line="240" w:lineRule="auto"/>
       </w:pPr>
       <w:rPr>
-        <w:rFonts w:asciiTheme="majorHAnsi" w:eastAsiaTheme="majorEastAsia" w:hAnsiTheme="majorHAnsi" w:cstheme="majorBidi"/>
+        <w:rFonts w:ascii="Arial" w:hAnsi="Arial" w:cs="Arial" w:eastAsia="Arial"/>
         <w:b/>
         <w:bCs/>
       </w:rPr>
@@ -3936,14 +3936,14 @@
     </w:tblStylePr>
     <w:tblStylePr w:type="firstCol">
       <w:rPr>
-        <w:rFonts w:asciiTheme="majorHAnsi" w:eastAsiaTheme="majorEastAsia" w:hAnsiTheme="majorHAnsi" w:cstheme="majorBidi"/>
+        <w:rFonts w:ascii="Arial" w:hAnsi="Arial" w:cs="Arial" w:eastAsia="Arial"/>
         <w:b/>
         <w:bCs/>
       </w:rPr>
     </w:tblStylePr>
     <w:tblStylePr w:type="lastCol">
       <w:rPr>
-        <w:rFonts w:asciiTheme="majorHAnsi" w:eastAsiaTheme="majorEastAsia" w:hAnsiTheme="majorHAnsi" w:cstheme="majorBidi"/>
+        <w:rFonts w:ascii="Arial" w:hAnsi="Arial" w:cs="Arial" w:eastAsia="Arial"/>
         <w:b/>
         <w:bCs/>
       </w:rPr>
@@ -4027,7 +4027,7 @@
         <w:spacing w:before="0" w:after="0" w:line="240" w:lineRule="auto"/>
       </w:pPr>
       <w:rPr>
-        <w:rFonts w:asciiTheme="majorHAnsi" w:eastAsiaTheme="majorEastAsia" w:hAnsiTheme="majorHAnsi" w:cstheme="majorBidi"/>
+        <w:rFonts w:ascii="Arial" w:hAnsi="Arial" w:cs="Arial" w:eastAsia="Arial"/>
         <w:b/>
         <w:bCs/>
       </w:rPr>
@@ -4048,7 +4048,7 @@
         <w:spacing w:before="0" w:after="0" w:line="240" w:lineRule="auto"/>
       </w:pPr>
       <w:rPr>
-        <w:rFonts w:asciiTheme="majorHAnsi" w:eastAsiaTheme="majorEastAsia" w:hAnsiTheme="majorHAnsi" w:cstheme="majorBidi"/>
+        <w:rFonts w:ascii="Arial" w:hAnsi="Arial" w:cs="Arial" w:eastAsia="Arial"/>
         <w:b/>
         <w:bCs/>
       </w:rPr>
@@ -4066,14 +4066,14 @@
     </w:tblStylePr>
     <w:tblStylePr w:type="firstCol">
       <w:rPr>
-        <w:rFonts w:asciiTheme="majorHAnsi" w:eastAsiaTheme="majorEastAsia" w:hAnsiTheme="majorHAnsi" w:cstheme="majorBidi"/>
+        <w:rFonts w:ascii="Arial" w:hAnsi="Arial" w:cs="Arial" w:eastAsia="Arial"/>
         <w:b/>
         <w:bCs/>
       </w:rPr>
     </w:tblStylePr>
     <w:tblStylePr w:type="lastCol">
       <w:rPr>
-        <w:rFonts w:asciiTheme="majorHAnsi" w:eastAsiaTheme="majorEastAsia" w:hAnsiTheme="majorHAnsi" w:cstheme="majorBidi"/>
+        <w:rFonts w:ascii="Arial" w:hAnsi="Arial" w:cs="Arial" w:eastAsia="Arial"/>
         <w:b/>
         <w:bCs/>
       </w:rPr>
@@ -4157,7 +4157,7 @@
         <w:spacing w:before="0" w:after="0" w:line="240" w:lineRule="auto"/>
       </w:pPr>
       <w:rPr>
-        <w:rFonts w:asciiTheme="majorHAnsi" w:eastAsiaTheme="majorEastAsia" w:hAnsiTheme="majorHAnsi" w:cstheme="majorBidi"/>
+        <w:rFonts w:ascii="Arial" w:hAnsi="Arial" w:cs="Arial" w:eastAsia="Arial"/>
         <w:b/>
         <w:bCs/>
       </w:rPr>
@@ -4178,7 +4178,7 @@
         <w:spacing w:before="0" w:after="0" w:line="240" w:lineRule="auto"/>
       </w:pPr>
       <w:rPr>
-        <w:rFonts w:asciiTheme="majorHAnsi" w:eastAsiaTheme="majorEastAsia" w:hAnsiTheme="majorHAnsi" w:cstheme="majorBidi"/>
+        <w:rFonts w:ascii="Arial" w:hAnsi="Arial" w:cs="Arial" w:eastAsia="Arial"/>
         <w:b/>
         <w:bCs/>
       </w:rPr>
@@ -4196,14 +4196,14 @@
     </w:tblStylePr>
     <w:tblStylePr w:type="firstCol">
       <w:rPr>
-        <w:rFonts w:asciiTheme="majorHAnsi" w:eastAsiaTheme="majorEastAsia" w:hAnsiTheme="majorHAnsi" w:cstheme="majorBidi"/>
+        <w:rFonts w:ascii="Arial" w:hAnsi="Arial" w:cs="Arial" w:eastAsia="Arial"/>
         <w:b/>
         <w:bCs/>
       </w:rPr>
     </w:tblStylePr>
     <w:tblStylePr w:type="lastCol">
       <w:rPr>
-        <w:rFonts w:asciiTheme="majorHAnsi" w:eastAsiaTheme="majorEastAsia" w:hAnsiTheme="majorHAnsi" w:cstheme="majorBidi"/>
+        <w:rFonts w:ascii="Arial" w:hAnsi="Arial" w:cs="Arial" w:eastAsia="Arial"/>
         <w:b/>
         <w:bCs/>
       </w:rPr>
@@ -4287,7 +4287,7 @@
         <w:spacing w:before="0" w:after="0" w:line="240" w:lineRule="auto"/>
       </w:pPr>
       <w:rPr>
-        <w:rFonts w:asciiTheme="majorHAnsi" w:eastAsiaTheme="majorEastAsia" w:hAnsiTheme="majorHAnsi" w:cstheme="majorBidi"/>
+        <w:rFonts w:ascii="Arial" w:hAnsi="Arial" w:cs="Arial" w:eastAsia="Arial"/>
         <w:b/>
         <w:bCs/>
       </w:rPr>
@@ -4308,7 +4308,7 @@
         <w:spacing w:before="0" w:after="0" w:line="240" w:lineRule="auto"/>
       </w:pPr>
       <w:rPr>
-        <w:rFonts w:asciiTheme="majorHAnsi" w:eastAsiaTheme="majorEastAsia" w:hAnsiTheme="majorHAnsi" w:cstheme="majorBidi"/>
+        <w:rFonts w:ascii="Arial" w:hAnsi="Arial" w:cs="Arial" w:eastAsia="Arial"/>
         <w:b/>
         <w:bCs/>
       </w:rPr>
@@ -4326,14 +4326,14 @@
     </w:tblStylePr>
     <w:tblStylePr w:type="firstCol">
       <w:rPr>
-        <w:rFonts w:asciiTheme="majorHAnsi" w:eastAsiaTheme="majorEastAsia" w:hAnsiTheme="majorHAnsi" w:cstheme="majorBidi"/>
+        <w:rFonts w:ascii="Arial" w:hAnsi="Arial" w:cs="Arial" w:eastAsia="Arial"/>
         <w:b/>
         <w:bCs/>
       </w:rPr>
     </w:tblStylePr>
     <w:tblStylePr w:type="lastCol">
       <w:rPr>
-        <w:rFonts w:asciiTheme="majorHAnsi" w:eastAsiaTheme="majorEastAsia" w:hAnsiTheme="majorHAnsi" w:cstheme="majorBidi"/>
+        <w:rFonts w:ascii="Arial" w:hAnsi="Arial" w:cs="Arial" w:eastAsia="Arial"/>
         <w:b/>
         <w:bCs/>
       </w:rPr>
@@ -4417,7 +4417,7 @@
         <w:spacing w:before="0" w:after="0" w:line="240" w:lineRule="auto"/>
       </w:pPr>
       <w:rPr>
-        <w:rFonts w:asciiTheme="majorHAnsi" w:eastAsiaTheme="majorEastAsia" w:hAnsiTheme="majorHAnsi" w:cstheme="majorBidi"/>
+        <w:rFonts w:ascii="Arial" w:hAnsi="Arial" w:cs="Arial" w:eastAsia="Arial"/>
         <w:b/>
         <w:bCs/>
       </w:rPr>
@@ -4438,7 +4438,7 @@
         <w:spacing w:before="0" w:after="0" w:line="240" w:lineRule="auto"/>
       </w:pPr>
       <w:rPr>
-        <w:rFonts w:asciiTheme="majorHAnsi" w:eastAsiaTheme="majorEastAsia" w:hAnsiTheme="majorHAnsi" w:cstheme="majorBidi"/>
+        <w:rFonts w:ascii="Arial" w:hAnsi="Arial" w:cs="Arial" w:eastAsia="Arial"/>
         <w:b/>
         <w:bCs/>
       </w:rPr>
@@ -4456,14 +4456,14 @@
     </w:tblStylePr>
     <w:tblStylePr w:type="firstCol">
       <w:rPr>
-        <w:rFonts w:asciiTheme="majorHAnsi" w:eastAsiaTheme="majorEastAsia" w:hAnsiTheme="majorHAnsi" w:cstheme="majorBidi"/>
+        <w:rFonts w:ascii="Arial" w:hAnsi="Arial" w:cs="Arial" w:eastAsia="Arial"/>
         <w:b/>
         <w:bCs/>
       </w:rPr>
     </w:tblStylePr>
     <w:tblStylePr w:type="lastCol">
       <w:rPr>
-        <w:rFonts w:asciiTheme="majorHAnsi" w:eastAsiaTheme="majorEastAsia" w:hAnsiTheme="majorHAnsi" w:cstheme="majorBidi"/>
+        <w:rFonts w:ascii="Arial" w:hAnsi="Arial" w:cs="Arial" w:eastAsia="Arial"/>
         <w:b/>
         <w:bCs/>
       </w:rPr>
@@ -4547,7 +4547,7 @@
         <w:spacing w:before="0" w:after="0" w:line="240" w:lineRule="auto"/>
       </w:pPr>
       <w:rPr>
-        <w:rFonts w:asciiTheme="majorHAnsi" w:eastAsiaTheme="majorEastAsia" w:hAnsiTheme="majorHAnsi" w:cstheme="majorBidi"/>
+        <w:rFonts w:ascii="Arial" w:hAnsi="Arial" w:cs="Arial" w:eastAsia="Arial"/>
         <w:b/>
         <w:bCs/>
       </w:rPr>
@@ -4568,7 +4568,7 @@
         <w:spacing w:before="0" w:after="0" w:line="240" w:lineRule="auto"/>
       </w:pPr>
       <w:rPr>
-        <w:rFonts w:asciiTheme="majorHAnsi" w:eastAsiaTheme="majorEastAsia" w:hAnsiTheme="majorHAnsi" w:cstheme="majorBidi"/>
+        <w:rFonts w:ascii="Arial" w:hAnsi="Arial" w:cs="Arial" w:eastAsia="Arial"/>
         <w:b/>
         <w:bCs/>
       </w:rPr>
@@ -4586,14 +4586,14 @@
     </w:tblStylePr>
     <w:tblStylePr w:type="firstCol">
       <w:rPr>
-        <w:rFonts w:asciiTheme="majorHAnsi" w:eastAsiaTheme="majorEastAsia" w:hAnsiTheme="majorHAnsi" w:cstheme="majorBidi"/>
+        <w:rFonts w:ascii="Arial" w:hAnsi="Arial" w:cs="Arial" w:eastAsia="Arial"/>
         <w:b/>
         <w:bCs/>
       </w:rPr>
     </w:tblStylePr>
     <w:tblStylePr w:type="lastCol">
       <w:rPr>
-        <w:rFonts w:asciiTheme="majorHAnsi" w:eastAsiaTheme="majorEastAsia" w:hAnsiTheme="majorHAnsi" w:cstheme="majorBidi"/>
+        <w:rFonts w:ascii="Arial" w:hAnsi="Arial" w:cs="Arial" w:eastAsia="Arial"/>
         <w:b/>
         <w:bCs/>
       </w:rPr>
@@ -4677,7 +4677,7 @@
         <w:spacing w:before="0" w:after="0" w:line="240" w:lineRule="auto"/>
       </w:pPr>
       <w:rPr>
-        <w:rFonts w:asciiTheme="majorHAnsi" w:eastAsiaTheme="majorEastAsia" w:hAnsiTheme="majorHAnsi" w:cstheme="majorBidi"/>
+        <w:rFonts w:ascii="Arial" w:hAnsi="Arial" w:cs="Arial" w:eastAsia="Arial"/>
         <w:b/>
         <w:bCs/>
       </w:rPr>
@@ -4698,7 +4698,7 @@
         <w:spacing w:before="0" w:after="0" w:line="240" w:lineRule="auto"/>
       </w:pPr>
       <w:rPr>
-        <w:rFonts w:asciiTheme="majorHAnsi" w:eastAsiaTheme="majorEastAsia" w:hAnsiTheme="majorHAnsi" w:cstheme="majorBidi"/>
+        <w:rFonts w:ascii="Arial" w:hAnsi="Arial" w:cs="Arial" w:eastAsia="Arial"/>
         <w:b/>
         <w:bCs/>
       </w:rPr>
@@ -4716,14 +4716,14 @@
     </w:tblStylePr>
     <w:tblStylePr w:type="firstCol">
       <w:rPr>
-        <w:rFonts w:asciiTheme="majorHAnsi" w:eastAsiaTheme="majorEastAsia" w:hAnsiTheme="majorHAnsi" w:cstheme="majorBidi"/>
+        <w:rFonts w:ascii="Arial" w:hAnsi="Arial" w:cs="Arial" w:eastAsia="Arial"/>
         <w:b/>
         <w:bCs/>
       </w:rPr>
     </w:tblStylePr>
     <w:tblStylePr w:type="lastCol">
       <w:rPr>
-        <w:rFonts w:asciiTheme="majorHAnsi" w:eastAsiaTheme="majorEastAsia" w:hAnsiTheme="majorHAnsi" w:cstheme="majorBidi"/>
+        <w:rFonts w:ascii="Arial" w:hAnsi="Arial" w:cs="Arial" w:eastAsia="Arial"/>
         <w:b/>
         <w:bCs/>
       </w:rPr>
@@ -6588,7 +6588,7 @@
     </w:tblPr>
     <w:tblStylePr w:type="firstRow">
       <w:rPr>
-        <w:rFonts w:asciiTheme="majorHAnsi" w:eastAsiaTheme="majorEastAsia" w:hAnsiTheme="majorHAnsi" w:cstheme="majorBidi"/>
+        <w:rFonts w:ascii="Arial" w:hAnsi="Arial" w:cs="Arial" w:eastAsia="Arial"/>
       </w:rPr>
       <w:tblPr/>
       <w:tcPr>
@@ -6672,7 +6672,7 @@
     </w:tblPr>
     <w:tblStylePr w:type="firstRow">
       <w:rPr>
-        <w:rFonts w:asciiTheme="majorHAnsi" w:eastAsiaTheme="majorEastAsia" w:hAnsiTheme="majorHAnsi" w:cstheme="majorBidi"/>
+        <w:rFonts w:ascii="Arial" w:hAnsi="Arial" w:cs="Arial" w:eastAsia="Arial"/>
       </w:rPr>
       <w:tblPr/>
       <w:tcPr>
@@ -6756,7 +6756,7 @@
     </w:tblPr>
     <w:tblStylePr w:type="firstRow">
       <w:rPr>
-        <w:rFonts w:asciiTheme="majorHAnsi" w:eastAsiaTheme="majorEastAsia" w:hAnsiTheme="majorHAnsi" w:cstheme="majorBidi"/>
+        <w:rFonts w:ascii="Arial" w:hAnsi="Arial" w:cs="Arial" w:eastAsia="Arial"/>
       </w:rPr>
       <w:tblPr/>
       <w:tcPr>
@@ -6840,7 +6840,7 @@
     </w:tblPr>
     <w:tblStylePr w:type="firstRow">
       <w:rPr>
-        <w:rFonts w:asciiTheme="majorHAnsi" w:eastAsiaTheme="majorEastAsia" w:hAnsiTheme="majorHAnsi" w:cstheme="majorBidi"/>
+        <w:rFonts w:ascii="Arial" w:hAnsi="Arial" w:cs="Arial" w:eastAsia="Arial"/>
       </w:rPr>
       <w:tblPr/>
       <w:tcPr>
@@ -6924,7 +6924,7 @@
     </w:tblPr>
     <w:tblStylePr w:type="firstRow">
       <w:rPr>
-        <w:rFonts w:asciiTheme="majorHAnsi" w:eastAsiaTheme="majorEastAsia" w:hAnsiTheme="majorHAnsi" w:cstheme="majorBidi"/>
+        <w:rFonts w:ascii="Arial" w:hAnsi="Arial" w:cs="Arial" w:eastAsia="Arial"/>
       </w:rPr>
       <w:tblPr/>
       <w:tcPr>
@@ -7008,7 +7008,7 @@
     </w:tblPr>
     <w:tblStylePr w:type="firstRow">
       <w:rPr>
-        <w:rFonts w:asciiTheme="majorHAnsi" w:eastAsiaTheme="majorEastAsia" w:hAnsiTheme="majorHAnsi" w:cstheme="majorBidi"/>
+        <w:rFonts w:ascii="Arial" w:hAnsi="Arial" w:cs="Arial" w:eastAsia="Arial"/>
       </w:rPr>
       <w:tblPr/>
       <w:tcPr>
@@ -7092,7 +7092,7 @@
     </w:tblPr>
     <w:tblStylePr w:type="firstRow">
       <w:rPr>
-        <w:rFonts w:asciiTheme="majorHAnsi" w:eastAsiaTheme="majorEastAsia" w:hAnsiTheme="majorHAnsi" w:cstheme="majorBidi"/>
+        <w:rFonts w:ascii="Arial" w:hAnsi="Arial" w:cs="Arial" w:eastAsia="Arial"/>
       </w:rPr>
       <w:tblPr/>
       <w:tcPr>
@@ -7157,7 +7157,7 @@
       <w:spacing w:after="0" w:line="240" w:lineRule="auto"/>
     </w:pPr>
     <w:rPr>
-      <w:rFonts w:asciiTheme="majorHAnsi" w:eastAsiaTheme="majorEastAsia" w:hAnsiTheme="majorHAnsi" w:cstheme="majorBidi"/>
+      <w:rFonts w:ascii="Arial" w:hAnsi="Arial" w:cs="Arial" w:eastAsia="Arial"/>
       <w:color w:val="000000" w:themeColor="text1"/>
     </w:rPr>
     <w:tblPr>
@@ -7285,7 +7285,7 @@
       <w:spacing w:after="0" w:line="240" w:lineRule="auto"/>
     </w:pPr>
     <w:rPr>
-      <w:rFonts w:asciiTheme="majorHAnsi" w:eastAsiaTheme="majorEastAsia" w:hAnsiTheme="majorHAnsi" w:cstheme="majorBidi"/>
+      <w:rFonts w:ascii="Arial" w:hAnsi="Arial" w:cs="Arial" w:eastAsia="Arial"/>
       <w:color w:val="000000" w:themeColor="text1"/>
     </w:rPr>
     <w:tblPr>
@@ -7413,7 +7413,7 @@
       <w:spacing w:after="0" w:line="240" w:lineRule="auto"/>
     </w:pPr>
     <w:rPr>
-      <w:rFonts w:asciiTheme="majorHAnsi" w:eastAsiaTheme="majorEastAsia" w:hAnsiTheme="majorHAnsi" w:cstheme="majorBidi"/>
+      <w:rFonts w:ascii="Arial" w:hAnsi="Arial" w:cs="Arial" w:eastAsia="Arial"/>
       <w:color w:val="000000" w:themeColor="text1"/>
     </w:rPr>
     <w:tblPr>
@@ -7541,7 +7541,7 @@
       <w:spacing w:after="0" w:line="240" w:lineRule="auto"/>
     </w:pPr>
     <w:rPr>
-      <w:rFonts w:asciiTheme="majorHAnsi" w:eastAsiaTheme="majorEastAsia" w:hAnsiTheme="majorHAnsi" w:cstheme="majorBidi"/>
+      <w:rFonts w:ascii="Arial" w:hAnsi="Arial" w:cs="Arial" w:eastAsia="Arial"/>
       <w:color w:val="000000" w:themeColor="text1"/>
     </w:rPr>
     <w:tblPr>
@@ -7669,7 +7669,7 @@
       <w:spacing w:after="0" w:line="240" w:lineRule="auto"/>
     </w:pPr>
     <w:rPr>
-      <w:rFonts w:asciiTheme="majorHAnsi" w:eastAsiaTheme="majorEastAsia" w:hAnsiTheme="majorHAnsi" w:cstheme="majorBidi"/>
+      <w:rFonts w:ascii="Arial" w:hAnsi="Arial" w:cs="Arial" w:eastAsia="Arial"/>
       <w:color w:val="000000" w:themeColor="text1"/>
     </w:rPr>
     <w:tblPr>
@@ -7797,7 +7797,7 @@
       <w:spacing w:after="0" w:line="240" w:lineRule="auto"/>
     </w:pPr>
     <w:rPr>
-      <w:rFonts w:asciiTheme="majorHAnsi" w:eastAsiaTheme="majorEastAsia" w:hAnsiTheme="majorHAnsi" w:cstheme="majorBidi"/>
+      <w:rFonts w:ascii="Arial" w:hAnsi="Arial" w:cs="Arial" w:eastAsia="Arial"/>
       <w:color w:val="000000" w:themeColor="text1"/>
     </w:rPr>
     <w:tblPr>
@@ -7925,7 +7925,7 @@
       <w:spacing w:after="0" w:line="240" w:lineRule="auto"/>
     </w:pPr>
     <w:rPr>
-      <w:rFonts w:asciiTheme="majorHAnsi" w:eastAsiaTheme="majorEastAsia" w:hAnsiTheme="majorHAnsi" w:cstheme="majorBidi"/>
+      <w:rFonts w:ascii="Arial" w:hAnsi="Arial" w:cs="Arial" w:eastAsia="Arial"/>
       <w:color w:val="000000" w:themeColor="text1"/>
     </w:rPr>
     <w:tblPr>
@@ -8564,7 +8564,7 @@
       <w:spacing w:after="0" w:line="240" w:lineRule="auto"/>
     </w:pPr>
     <w:rPr>
-      <w:rFonts w:asciiTheme="majorHAnsi" w:eastAsiaTheme="majorEastAsia" w:hAnsiTheme="majorHAnsi" w:cstheme="majorBidi"/>
+      <w:rFonts w:ascii="Arial" w:hAnsi="Arial" w:cs="Arial" w:eastAsia="Arial"/>
       <w:color w:val="000000" w:themeColor="text1"/>
     </w:rPr>
     <w:tblPr>
@@ -8689,7 +8689,7 @@
       <w:spacing w:after="0" w:line="240" w:lineRule="auto"/>
     </w:pPr>
     <w:rPr>
-      <w:rFonts w:asciiTheme="majorHAnsi" w:eastAsiaTheme="majorEastAsia" w:hAnsiTheme="majorHAnsi" w:cstheme="majorBidi"/>
+      <w:rFonts w:ascii="Arial" w:hAnsi="Arial" w:cs="Arial" w:eastAsia="Arial"/>
       <w:color w:val="000000" w:themeColor="text1"/>
     </w:rPr>
     <w:tblPr>
@@ -8814,7 +8814,7 @@
       <w:spacing w:after="0" w:line="240" w:lineRule="auto"/>
     </w:pPr>
     <w:rPr>
-      <w:rFonts w:asciiTheme="majorHAnsi" w:eastAsiaTheme="majorEastAsia" w:hAnsiTheme="majorHAnsi" w:cstheme="majorBidi"/>
+      <w:rFonts w:ascii="Arial" w:hAnsi="Arial" w:cs="Arial" w:eastAsia="Arial"/>
       <w:color w:val="000000" w:themeColor="text1"/>
     </w:rPr>
     <w:tblPr>
@@ -8939,7 +8939,7 @@
       <w:spacing w:after="0" w:line="240" w:lineRule="auto"/>
     </w:pPr>
     <w:rPr>
-      <w:rFonts w:asciiTheme="majorHAnsi" w:eastAsiaTheme="majorEastAsia" w:hAnsiTheme="majorHAnsi" w:cstheme="majorBidi"/>
+      <w:rFonts w:ascii="Arial" w:hAnsi="Arial" w:cs="Arial" w:eastAsia="Arial"/>
       <w:color w:val="000000" w:themeColor="text1"/>
     </w:rPr>
     <w:tblPr>
@@ -9064,7 +9064,7 @@
       <w:spacing w:after="0" w:line="240" w:lineRule="auto"/>
     </w:pPr>
     <w:rPr>
-      <w:rFonts w:asciiTheme="majorHAnsi" w:eastAsiaTheme="majorEastAsia" w:hAnsiTheme="majorHAnsi" w:cstheme="majorBidi"/>
+      <w:rFonts w:ascii="Arial" w:hAnsi="Arial" w:cs="Arial" w:eastAsia="Arial"/>
       <w:color w:val="000000" w:themeColor="text1"/>
     </w:rPr>
     <w:tblPr>
@@ -9189,7 +9189,7 @@
       <w:spacing w:after="0" w:line="240" w:lineRule="auto"/>
     </w:pPr>
     <w:rPr>
-      <w:rFonts w:asciiTheme="majorHAnsi" w:eastAsiaTheme="majorEastAsia" w:hAnsiTheme="majorHAnsi" w:cstheme="majorBidi"/>
+      <w:rFonts w:ascii="Arial" w:hAnsi="Arial" w:cs="Arial" w:eastAsia="Arial"/>
       <w:color w:val="000000" w:themeColor="text1"/>
     </w:rPr>
     <w:tblPr>
@@ -9314,7 +9314,7 @@
       <w:spacing w:after="0" w:line="240" w:lineRule="auto"/>
     </w:pPr>
     <w:rPr>
-      <w:rFonts w:asciiTheme="majorHAnsi" w:eastAsiaTheme="majorEastAsia" w:hAnsiTheme="majorHAnsi" w:cstheme="majorBidi"/>
+      <w:rFonts w:ascii="Arial" w:hAnsi="Arial" w:cs="Arial" w:eastAsia="Arial"/>
       <w:color w:val="000000" w:themeColor="text1"/>
     </w:rPr>
     <w:tblPr>
@@ -13229,7 +13229,7 @@
   <w:docDefaults>
     <w:rPrDefault>
       <w:rPr>
-        <w:rFonts w:asciiTheme="minorHAnsi" w:eastAsiaTheme="minorEastAsia" w:hAnsiTheme="minorHAnsi" w:cstheme="minorBidi"/>
+        <w:rFonts w:ascii="Arial" w:hAnsi="Arial" w:cs="Arial" w:eastAsia="Arial"/>
         <w:sz w:val="22"/>
         <w:szCs w:val="22"/>
         <w:lang w:val="en-US" w:eastAsia="en-US" w:bidi="ar-SA"/>
@@ -13400,7 +13400,7 @@
       <w:outlineLvl w:val="0"/>
     </w:pPr>
     <w:rPr>
-      <w:rFonts w:asciiTheme="majorHAnsi" w:eastAsiaTheme="majorEastAsia" w:hAnsiTheme="majorHAnsi" w:cstheme="majorBidi"/>
+      <w:rFonts w:ascii="Arial" w:hAnsi="Arial" w:cs="Arial" w:eastAsia="Arial"/>
       <w:b/>
       <w:bCs/>
       <w:color w:val="365F91" w:themeColor="accent1" w:themeShade="BF"/>
@@ -13424,7 +13424,7 @@
       <w:outlineLvl w:val="1"/>
     </w:pPr>
     <w:rPr>
-      <w:rFonts w:asciiTheme="majorHAnsi" w:eastAsiaTheme="majorEastAsia" w:hAnsiTheme="majorHAnsi" w:cstheme="majorBidi"/>
+      <w:rFonts w:ascii="Arial" w:hAnsi="Arial" w:cs="Arial" w:eastAsia="Arial"/>
       <w:b/>
       <w:bCs/>
       <w:color w:val="4F81BD" w:themeColor="accent1"/>
@@ -13448,7 +13448,7 @@
       <w:outlineLvl w:val="2"/>
     </w:pPr>
     <w:rPr>
-      <w:rFonts w:asciiTheme="majorHAnsi" w:eastAsiaTheme="majorEastAsia" w:hAnsiTheme="majorHAnsi" w:cstheme="majorBidi"/>
+      <w:rFonts w:ascii="Arial" w:hAnsi="Arial" w:cs="Arial" w:eastAsia="Arial"/>
       <w:b/>
       <w:bCs/>
       <w:color w:val="4F81BD" w:themeColor="accent1"/>
@@ -13471,7 +13471,7 @@
       <w:outlineLvl w:val="3"/>
     </w:pPr>
     <w:rPr>
-      <w:rFonts w:asciiTheme="majorHAnsi" w:eastAsiaTheme="majorEastAsia" w:hAnsiTheme="majorHAnsi" w:cstheme="majorBidi"/>
+      <w:rFonts w:ascii="Arial" w:hAnsi="Arial" w:cs="Arial" w:eastAsia="Arial"/>
       <w:b/>
       <w:bCs/>
       <w:i/>
@@ -13496,7 +13496,7 @@
       <w:outlineLvl w:val="4"/>
     </w:pPr>
     <w:rPr>
-      <w:rFonts w:asciiTheme="majorHAnsi" w:eastAsiaTheme="majorEastAsia" w:hAnsiTheme="majorHAnsi" w:cstheme="majorBidi"/>
+      <w:rFonts w:ascii="Arial" w:hAnsi="Arial" w:cs="Arial" w:eastAsia="Arial"/>
       <w:color w:val="243F60" w:themeColor="accent1" w:themeShade="7F"/>
     </w:rPr>
   </w:style>
@@ -13517,7 +13517,7 @@
       <w:outlineLvl w:val="5"/>
     </w:pPr>
     <w:rPr>
-      <w:rFonts w:asciiTheme="majorHAnsi" w:eastAsiaTheme="majorEastAsia" w:hAnsiTheme="majorHAnsi" w:cstheme="majorBidi"/>
+      <w:rFonts w:ascii="Arial" w:hAnsi="Arial" w:cs="Arial" w:eastAsia="Arial"/>
       <w:i/>
       <w:iCs/>
       <w:color w:val="243F60" w:themeColor="accent1" w:themeShade="7F"/>
@@ -13540,7 +13540,7 @@
       <w:outlineLvl w:val="6"/>
     </w:pPr>
     <w:rPr>
-      <w:rFonts w:asciiTheme="majorHAnsi" w:eastAsiaTheme="majorEastAsia" w:hAnsiTheme="majorHAnsi" w:cstheme="majorBidi"/>
+      <w:rFonts w:ascii="Arial" w:hAnsi="Arial" w:cs="Arial" w:eastAsia="Arial"/>
       <w:i/>
       <w:iCs/>
       <w:color w:val="404040" w:themeColor="text1" w:themeTint="BF"/>
@@ -13563,7 +13563,7 @@
       <w:outlineLvl w:val="7"/>
     </w:pPr>
     <w:rPr>
-      <w:rFonts w:asciiTheme="majorHAnsi" w:eastAsiaTheme="majorEastAsia" w:hAnsiTheme="majorHAnsi" w:cstheme="majorBidi"/>
+      <w:rFonts w:ascii="Arial" w:hAnsi="Arial" w:cs="Arial" w:eastAsia="Arial"/>
       <w:color w:val="4F81BD" w:themeColor="accent1"/>
       <w:sz w:val="20"/>
       <w:szCs w:val="20"/>
@@ -13586,7 +13586,7 @@
       <w:outlineLvl w:val="8"/>
     </w:pPr>
     <w:rPr>
-      <w:rFonts w:asciiTheme="majorHAnsi" w:eastAsiaTheme="majorEastAsia" w:hAnsiTheme="majorHAnsi" w:cstheme="majorBidi"/>
+      <w:rFonts w:ascii="Arial" w:hAnsi="Arial" w:cs="Arial" w:eastAsia="Arial"/>
       <w:i/>
       <w:iCs/>
       <w:color w:val="404040" w:themeColor="text1" w:themeTint="BF"/>
@@ -13637,7 +13637,7 @@
     <w:uiPriority w:val="9"/>
     <w:rsid w:val="00FC693F"/>
     <w:rPr>
-      <w:rFonts w:asciiTheme="majorHAnsi" w:eastAsiaTheme="majorEastAsia" w:hAnsiTheme="majorHAnsi" w:cstheme="majorBidi"/>
+      <w:rFonts w:ascii="Arial" w:hAnsi="Arial" w:cs="Arial" w:eastAsia="Arial"/>
       <w:b/>
       <w:bCs/>
       <w:color w:val="365F91" w:themeColor="accent1" w:themeShade="BF"/>
@@ -13652,7 +13652,7 @@
     <w:uiPriority w:val="9"/>
     <w:rsid w:val="00FC693F"/>
     <w:rPr>
-      <w:rFonts w:asciiTheme="majorHAnsi" w:eastAsiaTheme="majorEastAsia" w:hAnsiTheme="majorHAnsi" w:cstheme="majorBidi"/>
+      <w:rFonts w:ascii="Arial" w:hAnsi="Arial" w:cs="Arial" w:eastAsia="Arial"/>
       <w:b/>
       <w:bCs/>
       <w:color w:val="4F81BD" w:themeColor="accent1"/>
@@ -13667,7 +13667,7 @@
     <w:uiPriority w:val="9"/>
     <w:rsid w:val="00FC693F"/>
     <w:rPr>
-      <w:rFonts w:asciiTheme="majorHAnsi" w:eastAsiaTheme="majorEastAsia" w:hAnsiTheme="majorHAnsi" w:cstheme="majorBidi"/>
+      <w:rFonts w:ascii="Arial" w:hAnsi="Arial" w:cs="Arial" w:eastAsia="Arial"/>
       <w:b/>
       <w:bCs/>
       <w:color w:val="4F81BD" w:themeColor="accent1"/>
@@ -13689,7 +13689,7 @@
       <w:contextualSpacing/>
     </w:pPr>
     <w:rPr>
-      <w:rFonts w:asciiTheme="majorHAnsi" w:eastAsiaTheme="majorEastAsia" w:hAnsiTheme="majorHAnsi" w:cstheme="majorBidi"/>
+      <w:rFonts w:ascii="Arial" w:hAnsi="Arial" w:cs="Arial" w:eastAsia="Arial"/>
       <w:color w:val="17365D" w:themeColor="text2" w:themeShade="BF"/>
       <w:spacing w:val="5"/>
       <w:kern w:val="28"/>
@@ -13704,7 +13704,7 @@
     <w:uiPriority w:val="10"/>
     <w:rsid w:val="00FC693F"/>
     <w:rPr>
-      <w:rFonts w:asciiTheme="majorHAnsi" w:eastAsiaTheme="majorEastAsia" w:hAnsiTheme="majorHAnsi" w:cstheme="majorBidi"/>
+      <w:rFonts w:ascii="Arial" w:hAnsi="Arial" w:cs="Arial" w:eastAsia="Arial"/>
       <w:color w:val="17365D" w:themeColor="text2" w:themeShade="BF"/>
       <w:spacing w:val="5"/>
       <w:kern w:val="28"/>
@@ -13726,7 +13726,7 @@
       </w:numPr>
     </w:pPr>
     <w:rPr>
-      <w:rFonts w:asciiTheme="majorHAnsi" w:eastAsiaTheme="majorEastAsia" w:hAnsiTheme="majorHAnsi" w:cstheme="majorBidi"/>
+      <w:rFonts w:ascii="Arial" w:hAnsi="Arial" w:cs="Arial" w:eastAsia="Arial"/>
       <w:i/>
       <w:iCs/>
       <w:color w:val="4F81BD" w:themeColor="accent1"/>
@@ -13742,7 +13742,7 @@
     <w:uiPriority w:val="11"/>
     <w:rsid w:val="00FC693F"/>
     <w:rPr>
-      <w:rFonts w:asciiTheme="majorHAnsi" w:eastAsiaTheme="majorEastAsia" w:hAnsiTheme="majorHAnsi" w:cstheme="majorBidi"/>
+      <w:rFonts w:ascii="Arial" w:hAnsi="Arial" w:cs="Arial" w:eastAsia="Arial"/>
       <w:i/>
       <w:iCs/>
       <w:color w:val="4F81BD" w:themeColor="accent1"/>
@@ -13989,7 +13989,7 @@
       </w:tabs>
     </w:pPr>
     <w:rPr>
-      <w:rFonts w:ascii="Courier" w:hAnsi="Courier"/>
+      <w:rFonts w:ascii="Arial" w:hAnsi="Arial" w:cs="Arial" w:eastAsia="Arial"/>
       <w:sz w:val="20"/>
       <w:szCs w:val="20"/>
     </w:rPr>
@@ -14001,7 +14001,7 @@
     <w:uiPriority w:val="99"/>
     <w:rsid w:val="0029639D"/>
     <w:rPr>
-      <w:rFonts w:ascii="Courier" w:hAnsi="Courier"/>
+      <w:rFonts w:ascii="Arial" w:hAnsi="Arial" w:cs="Arial" w:eastAsia="Arial"/>
       <w:sz w:val="20"/>
       <w:szCs w:val="20"/>
     </w:rPr>
@@ -14040,7 +14040,7 @@
     <w:semiHidden/>
     <w:rsid w:val="00FC693F"/>
     <w:rPr>
-      <w:rFonts w:asciiTheme="majorHAnsi" w:eastAsiaTheme="majorEastAsia" w:hAnsiTheme="majorHAnsi" w:cstheme="majorBidi"/>
+      <w:rFonts w:ascii="Arial" w:hAnsi="Arial" w:cs="Arial" w:eastAsia="Arial"/>
       <w:b/>
       <w:bCs/>
       <w:i/>
@@ -14056,7 +14056,7 @@
     <w:semiHidden/>
     <w:rsid w:val="00FC693F"/>
     <w:rPr>
-      <w:rFonts w:asciiTheme="majorHAnsi" w:eastAsiaTheme="majorEastAsia" w:hAnsiTheme="majorHAnsi" w:cstheme="majorBidi"/>
+      <w:rFonts w:ascii="Arial" w:hAnsi="Arial" w:cs="Arial" w:eastAsia="Arial"/>
       <w:color w:val="243F60" w:themeColor="accent1" w:themeShade="7F"/>
     </w:rPr>
   </w:style>
@@ -14068,7 +14068,7 @@
     <w:semiHidden/>
     <w:rsid w:val="00FC693F"/>
     <w:rPr>
-      <w:rFonts w:asciiTheme="majorHAnsi" w:eastAsiaTheme="majorEastAsia" w:hAnsiTheme="majorHAnsi" w:cstheme="majorBidi"/>
+      <w:rFonts w:ascii="Arial" w:hAnsi="Arial" w:cs="Arial" w:eastAsia="Arial"/>
       <w:i/>
       <w:iCs/>
       <w:color w:val="243F60" w:themeColor="accent1" w:themeShade="7F"/>
@@ -14082,7 +14082,7 @@
     <w:semiHidden/>
     <w:rsid w:val="00FC693F"/>
     <w:rPr>
-      <w:rFonts w:asciiTheme="majorHAnsi" w:eastAsiaTheme="majorEastAsia" w:hAnsiTheme="majorHAnsi" w:cstheme="majorBidi"/>
+      <w:rFonts w:ascii="Arial" w:hAnsi="Arial" w:cs="Arial" w:eastAsia="Arial"/>
       <w:i/>
       <w:iCs/>
       <w:color w:val="404040" w:themeColor="text1" w:themeTint="BF"/>
@@ -14096,7 +14096,7 @@
     <w:semiHidden/>
     <w:rsid w:val="00FC693F"/>
     <w:rPr>
-      <w:rFonts w:asciiTheme="majorHAnsi" w:eastAsiaTheme="majorEastAsia" w:hAnsiTheme="majorHAnsi" w:cstheme="majorBidi"/>
+      <w:rFonts w:ascii="Arial" w:hAnsi="Arial" w:cs="Arial" w:eastAsia="Arial"/>
       <w:color w:val="4F81BD" w:themeColor="accent1"/>
       <w:sz w:val="20"/>
       <w:szCs w:val="20"/>
@@ -14110,7 +14110,7 @@
     <w:semiHidden/>
     <w:rsid w:val="00FC693F"/>
     <w:rPr>
-      <w:rFonts w:asciiTheme="majorHAnsi" w:eastAsiaTheme="majorEastAsia" w:hAnsiTheme="majorHAnsi" w:cstheme="majorBidi"/>
+      <w:rFonts w:ascii="Arial" w:hAnsi="Arial" w:cs="Arial" w:eastAsia="Arial"/>
       <w:i/>
       <w:iCs/>
       <w:color w:val="404040" w:themeColor="text1" w:themeTint="BF"/>
@@ -15699,7 +15699,7 @@
         <w:spacing w:before="0" w:after="0" w:line="240" w:lineRule="auto"/>
       </w:pPr>
       <w:rPr>
-        <w:rFonts w:asciiTheme="majorHAnsi" w:eastAsiaTheme="majorEastAsia" w:hAnsiTheme="majorHAnsi" w:cstheme="majorBidi"/>
+        <w:rFonts w:ascii="Arial" w:hAnsi="Arial" w:cs="Arial" w:eastAsia="Arial"/>
         <w:b/>
         <w:bCs/>
       </w:rPr>
@@ -15720,7 +15720,7 @@
         <w:spacing w:before="0" w:after="0" w:line="240" w:lineRule="auto"/>
       </w:pPr>
       <w:rPr>
-        <w:rFonts w:asciiTheme="majorHAnsi" w:eastAsiaTheme="majorEastAsia" w:hAnsiTheme="majorHAnsi" w:cstheme="majorBidi"/>
+        <w:rFonts w:ascii="Arial" w:hAnsi="Arial" w:cs="Arial" w:eastAsia="Arial"/>
         <w:b/>
         <w:bCs/>
       </w:rPr>
@@ -15738,14 +15738,14 @@
     </w:tblStylePr>
     <w:tblStylePr w:type="firstCol">
       <w:rPr>
-        <w:rFonts w:asciiTheme="majorHAnsi" w:eastAsiaTheme="majorEastAsia" w:hAnsiTheme="majorHAnsi" w:cstheme="majorBidi"/>
+        <w:rFonts w:ascii="Arial" w:hAnsi="Arial" w:cs="Arial" w:eastAsia="Arial"/>
         <w:b/>
         <w:bCs/>
       </w:rPr>
     </w:tblStylePr>
     <w:tblStylePr w:type="lastCol">
       <w:rPr>
-        <w:rFonts w:asciiTheme="majorHAnsi" w:eastAsiaTheme="majorEastAsia" w:hAnsiTheme="majorHAnsi" w:cstheme="majorBidi"/>
+        <w:rFonts w:ascii="Arial" w:hAnsi="Arial" w:cs="Arial" w:eastAsia="Arial"/>
         <w:b/>
         <w:bCs/>
       </w:rPr>
@@ -15829,7 +15829,7 @@
         <w:spacing w:before="0" w:after="0" w:line="240" w:lineRule="auto"/>
       </w:pPr>
       <w:rPr>
-        <w:rFonts w:asciiTheme="majorHAnsi" w:eastAsiaTheme="majorEastAsia" w:hAnsiTheme="majorHAnsi" w:cstheme="majorBidi"/>
+        <w:rFonts w:ascii="Arial" w:hAnsi="Arial" w:cs="Arial" w:eastAsia="Arial"/>
         <w:b/>
         <w:bCs/>
       </w:rPr>
@@ -15850,7 +15850,7 @@
         <w:spacing w:before="0" w:after="0" w:line="240" w:lineRule="auto"/>
       </w:pPr>
       <w:rPr>
-        <w:rFonts w:asciiTheme="majorHAnsi" w:eastAsiaTheme="majorEastAsia" w:hAnsiTheme="majorHAnsi" w:cstheme="majorBidi"/>
+        <w:rFonts w:ascii="Arial" w:hAnsi="Arial" w:cs="Arial" w:eastAsia="Arial"/>
         <w:b/>
         <w:bCs/>
       </w:rPr>
@@ -15868,14 +15868,14 @@
     </w:tblStylePr>
     <w:tblStylePr w:type="firstCol">
       <w:rPr>
-        <w:rFonts w:asciiTheme="majorHAnsi" w:eastAsiaTheme="majorEastAsia" w:hAnsiTheme="majorHAnsi" w:cstheme="majorBidi"/>
+        <w:rFonts w:ascii="Arial" w:hAnsi="Arial" w:cs="Arial" w:eastAsia="Arial"/>
         <w:b/>
         <w:bCs/>
       </w:rPr>
     </w:tblStylePr>
     <w:tblStylePr w:type="lastCol">
       <w:rPr>
-        <w:rFonts w:asciiTheme="majorHAnsi" w:eastAsiaTheme="majorEastAsia" w:hAnsiTheme="majorHAnsi" w:cstheme="majorBidi"/>
+        <w:rFonts w:ascii="Arial" w:hAnsi="Arial" w:cs="Arial" w:eastAsia="Arial"/>
         <w:b/>
         <w:bCs/>
       </w:rPr>
@@ -15959,7 +15959,7 @@
         <w:spacing w:before="0" w:after="0" w:line="240" w:lineRule="auto"/>
       </w:pPr>
       <w:rPr>
-        <w:rFonts w:asciiTheme="majorHAnsi" w:eastAsiaTheme="majorEastAsia" w:hAnsiTheme="majorHAnsi" w:cstheme="majorBidi"/>
+        <w:rFonts w:ascii="Arial" w:hAnsi="Arial" w:cs="Arial" w:eastAsia="Arial"/>
         <w:b/>
         <w:bCs/>
       </w:rPr>
@@ -15980,7 +15980,7 @@
         <w:spacing w:before="0" w:after="0" w:line="240" w:lineRule="auto"/>
       </w:pPr>
       <w:rPr>
-        <w:rFonts w:asciiTheme="majorHAnsi" w:eastAsiaTheme="majorEastAsia" w:hAnsiTheme="majorHAnsi" w:cstheme="majorBidi"/>
+        <w:rFonts w:ascii="Arial" w:hAnsi="Arial" w:cs="Arial" w:eastAsia="Arial"/>
         <w:b/>
         <w:bCs/>
       </w:rPr>
@@ -15998,14 +15998,14 @@
     </w:tblStylePr>
     <w:tblStylePr w:type="firstCol">
       <w:rPr>
-        <w:rFonts w:asciiTheme="majorHAnsi" w:eastAsiaTheme="majorEastAsia" w:hAnsiTheme="majorHAnsi" w:cstheme="majorBidi"/>
+        <w:rFonts w:ascii="Arial" w:hAnsi="Arial" w:cs="Arial" w:eastAsia="Arial"/>
         <w:b/>
         <w:bCs/>
       </w:rPr>
     </w:tblStylePr>
     <w:tblStylePr w:type="lastCol">
       <w:rPr>
-        <w:rFonts w:asciiTheme="majorHAnsi" w:eastAsiaTheme="majorEastAsia" w:hAnsiTheme="majorHAnsi" w:cstheme="majorBidi"/>
+        <w:rFonts w:ascii="Arial" w:hAnsi="Arial" w:cs="Arial" w:eastAsia="Arial"/>
         <w:b/>
         <w:bCs/>
       </w:rPr>
@@ -16089,7 +16089,7 @@
         <w:spacing w:before="0" w:after="0" w:line="240" w:lineRule="auto"/>
       </w:pPr>
       <w:rPr>
-        <w:rFonts w:asciiTheme="majorHAnsi" w:eastAsiaTheme="majorEastAsia" w:hAnsiTheme="majorHAnsi" w:cstheme="majorBidi"/>
+        <w:rFonts w:ascii="Arial" w:hAnsi="Arial" w:cs="Arial" w:eastAsia="Arial"/>
         <w:b/>
         <w:bCs/>
       </w:rPr>
@@ -16110,7 +16110,7 @@
         <w:spacing w:before="0" w:after="0" w:line="240" w:lineRule="auto"/>
       </w:pPr>
       <w:rPr>
-        <w:rFonts w:asciiTheme="majorHAnsi" w:eastAsiaTheme="majorEastAsia" w:hAnsiTheme="majorHAnsi" w:cstheme="majorBidi"/>
+        <w:rFonts w:ascii="Arial" w:hAnsi="Arial" w:cs="Arial" w:eastAsia="Arial"/>
         <w:b/>
         <w:bCs/>
       </w:rPr>
@@ -16128,14 +16128,14 @@
     </w:tblStylePr>
     <w:tblStylePr w:type="firstCol">
       <w:rPr>
-        <w:rFonts w:asciiTheme="majorHAnsi" w:eastAsiaTheme="majorEastAsia" w:hAnsiTheme="majorHAnsi" w:cstheme="majorBidi"/>
+        <w:rFonts w:ascii="Arial" w:hAnsi="Arial" w:cs="Arial" w:eastAsia="Arial"/>
         <w:b/>
         <w:bCs/>
       </w:rPr>
     </w:tblStylePr>
     <w:tblStylePr w:type="lastCol">
       <w:rPr>
-        <w:rFonts w:asciiTheme="majorHAnsi" w:eastAsiaTheme="majorEastAsia" w:hAnsiTheme="majorHAnsi" w:cstheme="majorBidi"/>
+        <w:rFonts w:ascii="Arial" w:hAnsi="Arial" w:cs="Arial" w:eastAsia="Arial"/>
         <w:b/>
         <w:bCs/>
       </w:rPr>
@@ -16219,7 +16219,7 @@
         <w:spacing w:before="0" w:after="0" w:line="240" w:lineRule="auto"/>
       </w:pPr>
       <w:rPr>
-        <w:rFonts w:asciiTheme="majorHAnsi" w:eastAsiaTheme="majorEastAsia" w:hAnsiTheme="majorHAnsi" w:cstheme="majorBidi"/>
+        <w:rFonts w:ascii="Arial" w:hAnsi="Arial" w:cs="Arial" w:eastAsia="Arial"/>
         <w:b/>
         <w:bCs/>
       </w:rPr>
@@ -16240,7 +16240,7 @@
         <w:spacing w:before="0" w:after="0" w:line="240" w:lineRule="auto"/>
       </w:pPr>
       <w:rPr>
-        <w:rFonts w:asciiTheme="majorHAnsi" w:eastAsiaTheme="majorEastAsia" w:hAnsiTheme="majorHAnsi" w:cstheme="majorBidi"/>
+        <w:rFonts w:ascii="Arial" w:hAnsi="Arial" w:cs="Arial" w:eastAsia="Arial"/>
         <w:b/>
         <w:bCs/>
       </w:rPr>
@@ -16258,14 +16258,14 @@
     </w:tblStylePr>
     <w:tblStylePr w:type="firstCol">
       <w:rPr>
-        <w:rFonts w:asciiTheme="majorHAnsi" w:eastAsiaTheme="majorEastAsia" w:hAnsiTheme="majorHAnsi" w:cstheme="majorBidi"/>
+        <w:rFonts w:ascii="Arial" w:hAnsi="Arial" w:cs="Arial" w:eastAsia="Arial"/>
         <w:b/>
         <w:bCs/>
       </w:rPr>
     </w:tblStylePr>
     <w:tblStylePr w:type="lastCol">
       <w:rPr>
-        <w:rFonts w:asciiTheme="majorHAnsi" w:eastAsiaTheme="majorEastAsia" w:hAnsiTheme="majorHAnsi" w:cstheme="majorBidi"/>
+        <w:rFonts w:ascii="Arial" w:hAnsi="Arial" w:cs="Arial" w:eastAsia="Arial"/>
         <w:b/>
         <w:bCs/>
       </w:rPr>
@@ -16349,7 +16349,7 @@
         <w:spacing w:before="0" w:after="0" w:line="240" w:lineRule="auto"/>
       </w:pPr>
       <w:rPr>
-        <w:rFonts w:asciiTheme="majorHAnsi" w:eastAsiaTheme="majorEastAsia" w:hAnsiTheme="majorHAnsi" w:cstheme="majorBidi"/>
+        <w:rFonts w:ascii="Arial" w:hAnsi="Arial" w:cs="Arial" w:eastAsia="Arial"/>
         <w:b/>
         <w:bCs/>
       </w:rPr>
@@ -16370,7 +16370,7 @@
         <w:spacing w:before="0" w:after="0" w:line="240" w:lineRule="auto"/>
       </w:pPr>
       <w:rPr>
-        <w:rFonts w:asciiTheme="majorHAnsi" w:eastAsiaTheme="majorEastAsia" w:hAnsiTheme="majorHAnsi" w:cstheme="majorBidi"/>
+        <w:rFonts w:ascii="Arial" w:hAnsi="Arial" w:cs="Arial" w:eastAsia="Arial"/>
         <w:b/>
         <w:bCs/>
       </w:rPr>
@@ -16388,14 +16388,14 @@
     </w:tblStylePr>
     <w:tblStylePr w:type="firstCol">
       <w:rPr>
-        <w:rFonts w:asciiTheme="majorHAnsi" w:eastAsiaTheme="majorEastAsia" w:hAnsiTheme="majorHAnsi" w:cstheme="majorBidi"/>
+        <w:rFonts w:ascii="Arial" w:hAnsi="Arial" w:cs="Arial" w:eastAsia="Arial"/>
         <w:b/>
         <w:bCs/>
       </w:rPr>
     </w:tblStylePr>
     <w:tblStylePr w:type="lastCol">
       <w:rPr>
-        <w:rFonts w:asciiTheme="majorHAnsi" w:eastAsiaTheme="majorEastAsia" w:hAnsiTheme="majorHAnsi" w:cstheme="majorBidi"/>
+        <w:rFonts w:ascii="Arial" w:hAnsi="Arial" w:cs="Arial" w:eastAsia="Arial"/>
         <w:b/>
         <w:bCs/>
       </w:rPr>
@@ -16479,7 +16479,7 @@
         <w:spacing w:before="0" w:after="0" w:line="240" w:lineRule="auto"/>
       </w:pPr>
       <w:rPr>
-        <w:rFonts w:asciiTheme="majorHAnsi" w:eastAsiaTheme="majorEastAsia" w:hAnsiTheme="majorHAnsi" w:cstheme="majorBidi"/>
+        <w:rFonts w:ascii="Arial" w:hAnsi="Arial" w:cs="Arial" w:eastAsia="Arial"/>
         <w:b/>
         <w:bCs/>
       </w:rPr>
@@ -16500,7 +16500,7 @@
         <w:spacing w:before="0" w:after="0" w:line="240" w:lineRule="auto"/>
       </w:pPr>
       <w:rPr>
-        <w:rFonts w:asciiTheme="majorHAnsi" w:eastAsiaTheme="majorEastAsia" w:hAnsiTheme="majorHAnsi" w:cstheme="majorBidi"/>
+        <w:rFonts w:ascii="Arial" w:hAnsi="Arial" w:cs="Arial" w:eastAsia="Arial"/>
         <w:b/>
         <w:bCs/>
       </w:rPr>
@@ -16518,14 +16518,14 @@
     </w:tblStylePr>
     <w:tblStylePr w:type="firstCol">
       <w:rPr>
-        <w:rFonts w:asciiTheme="majorHAnsi" w:eastAsiaTheme="majorEastAsia" w:hAnsiTheme="majorHAnsi" w:cstheme="majorBidi"/>
+        <w:rFonts w:ascii="Arial" w:hAnsi="Arial" w:cs="Arial" w:eastAsia="Arial"/>
         <w:b/>
         <w:bCs/>
       </w:rPr>
     </w:tblStylePr>
     <w:tblStylePr w:type="lastCol">
       <w:rPr>
-        <w:rFonts w:asciiTheme="majorHAnsi" w:eastAsiaTheme="majorEastAsia" w:hAnsiTheme="majorHAnsi" w:cstheme="majorBidi"/>
+        <w:rFonts w:ascii="Arial" w:hAnsi="Arial" w:cs="Arial" w:eastAsia="Arial"/>
         <w:b/>
         <w:bCs/>
       </w:rPr>
@@ -18390,7 +18390,7 @@
     </w:tblPr>
     <w:tblStylePr w:type="firstRow">
       <w:rPr>
-        <w:rFonts w:asciiTheme="majorHAnsi" w:eastAsiaTheme="majorEastAsia" w:hAnsiTheme="majorHAnsi" w:cstheme="majorBidi"/>
+        <w:rFonts w:ascii="Arial" w:hAnsi="Arial" w:cs="Arial" w:eastAsia="Arial"/>
       </w:rPr>
       <w:tblPr/>
       <w:tcPr>
@@ -18474,7 +18474,7 @@
     </w:tblPr>
     <w:tblStylePr w:type="firstRow">
       <w:rPr>
-        <w:rFonts w:asciiTheme="majorHAnsi" w:eastAsiaTheme="majorEastAsia" w:hAnsiTheme="majorHAnsi" w:cstheme="majorBidi"/>
+        <w:rFonts w:ascii="Arial" w:hAnsi="Arial" w:cs="Arial" w:eastAsia="Arial"/>
       </w:rPr>
       <w:tblPr/>
       <w:tcPr>
@@ -18558,7 +18558,7 @@
     </w:tblPr>
     <w:tblStylePr w:type="firstRow">
       <w:rPr>
-        <w:rFonts w:asciiTheme="majorHAnsi" w:eastAsiaTheme="majorEastAsia" w:hAnsiTheme="majorHAnsi" w:cstheme="majorBidi"/>
+        <w:rFonts w:ascii="Arial" w:hAnsi="Arial" w:cs="Arial" w:eastAsia="Arial"/>
       </w:rPr>
       <w:tblPr/>
       <w:tcPr>
@@ -18642,7 +18642,7 @@
     </w:tblPr>
     <w:tblStylePr w:type="firstRow">
       <w:rPr>
-        <w:rFonts w:asciiTheme="majorHAnsi" w:eastAsiaTheme="majorEastAsia" w:hAnsiTheme="majorHAnsi" w:cstheme="majorBidi"/>
+        <w:rFonts w:ascii="Arial" w:hAnsi="Arial" w:cs="Arial" w:eastAsia="Arial"/>
       </w:rPr>
       <w:tblPr/>
       <w:tcPr>
@@ -18726,7 +18726,7 @@
     </w:tblPr>
     <w:tblStylePr w:type="firstRow">
       <w:rPr>
-        <w:rFonts w:asciiTheme="majorHAnsi" w:eastAsiaTheme="majorEastAsia" w:hAnsiTheme="majorHAnsi" w:cstheme="majorBidi"/>
+        <w:rFonts w:ascii="Arial" w:hAnsi="Arial" w:cs="Arial" w:eastAsia="Arial"/>
       </w:rPr>
       <w:tblPr/>
       <w:tcPr>
@@ -18810,7 +18810,7 @@
     </w:tblPr>
     <w:tblStylePr w:type="firstRow">
       <w:rPr>
-        <w:rFonts w:asciiTheme="majorHAnsi" w:eastAsiaTheme="majorEastAsia" w:hAnsiTheme="majorHAnsi" w:cstheme="majorBidi"/>
+        <w:rFonts w:ascii="Arial" w:hAnsi="Arial" w:cs="Arial" w:eastAsia="Arial"/>
       </w:rPr>
       <w:tblPr/>
       <w:tcPr>
@@ -18894,7 +18894,7 @@
     </w:tblPr>
     <w:tblStylePr w:type="firstRow">
       <w:rPr>
-        <w:rFonts w:asciiTheme="majorHAnsi" w:eastAsiaTheme="majorEastAsia" w:hAnsiTheme="majorHAnsi" w:cstheme="majorBidi"/>
+        <w:rFonts w:ascii="Arial" w:hAnsi="Arial" w:cs="Arial" w:eastAsia="Arial"/>
       </w:rPr>
       <w:tblPr/>
       <w:tcPr>
@@ -18959,7 +18959,7 @@
       <w:spacing w:after="0" w:line="240" w:lineRule="auto"/>
     </w:pPr>
     <w:rPr>
-      <w:rFonts w:asciiTheme="majorHAnsi" w:eastAsiaTheme="majorEastAsia" w:hAnsiTheme="majorHAnsi" w:cstheme="majorBidi"/>
+      <w:rFonts w:ascii="Arial" w:hAnsi="Arial" w:cs="Arial" w:eastAsia="Arial"/>
       <w:color w:val="000000" w:themeColor="text1"/>
     </w:rPr>
     <w:tblPr>
@@ -19087,7 +19087,7 @@
       <w:spacing w:after="0" w:line="240" w:lineRule="auto"/>
     </w:pPr>
     <w:rPr>
-      <w:rFonts w:asciiTheme="majorHAnsi" w:eastAsiaTheme="majorEastAsia" w:hAnsiTheme="majorHAnsi" w:cstheme="majorBidi"/>
+      <w:rFonts w:ascii="Arial" w:hAnsi="Arial" w:cs="Arial" w:eastAsia="Arial"/>
       <w:color w:val="000000" w:themeColor="text1"/>
     </w:rPr>
     <w:tblPr>
@@ -19215,7 +19215,7 @@
       <w:spacing w:after="0" w:line="240" w:lineRule="auto"/>
     </w:pPr>
     <w:rPr>
-      <w:rFonts w:asciiTheme="majorHAnsi" w:eastAsiaTheme="majorEastAsia" w:hAnsiTheme="majorHAnsi" w:cstheme="majorBidi"/>
+      <w:rFonts w:ascii="Arial" w:hAnsi="Arial" w:cs="Arial" w:eastAsia="Arial"/>
       <w:color w:val="000000" w:themeColor="text1"/>
     </w:rPr>
     <w:tblPr>
@@ -19343,7 +19343,7 @@
       <w:spacing w:after="0" w:line="240" w:lineRule="auto"/>
     </w:pPr>
     <w:rPr>
-      <w:rFonts w:asciiTheme="majorHAnsi" w:eastAsiaTheme="majorEastAsia" w:hAnsiTheme="majorHAnsi" w:cstheme="majorBidi"/>
+      <w:rFonts w:ascii="Arial" w:hAnsi="Arial" w:cs="Arial" w:eastAsia="Arial"/>
       <w:color w:val="000000" w:themeColor="text1"/>
     </w:rPr>
     <w:tblPr>
@@ -19471,7 +19471,7 @@
       <w:spacing w:after="0" w:line="240" w:lineRule="auto"/>
     </w:pPr>
     <w:rPr>
-      <w:rFonts w:asciiTheme="majorHAnsi" w:eastAsiaTheme="majorEastAsia" w:hAnsiTheme="majorHAnsi" w:cstheme="majorBidi"/>
+      <w:rFonts w:ascii="Arial" w:hAnsi="Arial" w:cs="Arial" w:eastAsia="Arial"/>
       <w:color w:val="000000" w:themeColor="text1"/>
     </w:rPr>
     <w:tblPr>
@@ -19599,7 +19599,7 @@
       <w:spacing w:after="0" w:line="240" w:lineRule="auto"/>
     </w:pPr>
     <w:rPr>
-      <w:rFonts w:asciiTheme="majorHAnsi" w:eastAsiaTheme="majorEastAsia" w:hAnsiTheme="majorHAnsi" w:cstheme="majorBidi"/>
+      <w:rFonts w:ascii="Arial" w:hAnsi="Arial" w:cs="Arial" w:eastAsia="Arial"/>
       <w:color w:val="000000" w:themeColor="text1"/>
     </w:rPr>
     <w:tblPr>
@@ -19727,7 +19727,7 @@
       <w:spacing w:after="0" w:line="240" w:lineRule="auto"/>
     </w:pPr>
     <w:rPr>
-      <w:rFonts w:asciiTheme="majorHAnsi" w:eastAsiaTheme="majorEastAsia" w:hAnsiTheme="majorHAnsi" w:cstheme="majorBidi"/>
+      <w:rFonts w:ascii="Arial" w:hAnsi="Arial" w:cs="Arial" w:eastAsia="Arial"/>
       <w:color w:val="000000" w:themeColor="text1"/>
     </w:rPr>
     <w:tblPr>
@@ -20366,7 +20366,7 @@
       <w:spacing w:after="0" w:line="240" w:lineRule="auto"/>
     </w:pPr>
     <w:rPr>
-      <w:rFonts w:asciiTheme="majorHAnsi" w:eastAsiaTheme="majorEastAsia" w:hAnsiTheme="majorHAnsi" w:cstheme="majorBidi"/>
+      <w:rFonts w:ascii="Arial" w:hAnsi="Arial" w:cs="Arial" w:eastAsia="Arial"/>
       <w:color w:val="000000" w:themeColor="text1"/>
     </w:rPr>
     <w:tblPr>
@@ -20491,7 +20491,7 @@
       <w:spacing w:after="0" w:line="240" w:lineRule="auto"/>
     </w:pPr>
     <w:rPr>
-      <w:rFonts w:asciiTheme="majorHAnsi" w:eastAsiaTheme="majorEastAsia" w:hAnsiTheme="majorHAnsi" w:cstheme="majorBidi"/>
+      <w:rFonts w:ascii="Arial" w:hAnsi="Arial" w:cs="Arial" w:eastAsia="Arial"/>
       <w:color w:val="000000" w:themeColor="text1"/>
     </w:rPr>
     <w:tblPr>
@@ -20616,7 +20616,7 @@
       <w:spacing w:after="0" w:line="240" w:lineRule="auto"/>
     </w:pPr>
     <w:rPr>
-      <w:rFonts w:asciiTheme="majorHAnsi" w:eastAsiaTheme="majorEastAsia" w:hAnsiTheme="majorHAnsi" w:cstheme="majorBidi"/>
+      <w:rFonts w:ascii="Arial" w:hAnsi="Arial" w:cs="Arial" w:eastAsia="Arial"/>
       <w:color w:val="000000" w:themeColor="text1"/>
     </w:rPr>
     <w:tblPr>
@@ -20741,7 +20741,7 @@
       <w:spacing w:after="0" w:line="240" w:lineRule="auto"/>
     </w:pPr>
     <w:rPr>
-      <w:rFonts w:asciiTheme="majorHAnsi" w:eastAsiaTheme="majorEastAsia" w:hAnsiTheme="majorHAnsi" w:cstheme="majorBidi"/>
+      <w:rFonts w:ascii="Arial" w:hAnsi="Arial" w:cs="Arial" w:eastAsia="Arial"/>
       <w:color w:val="000000" w:themeColor="text1"/>
     </w:rPr>
     <w:tblPr>
@@ -20866,7 +20866,7 @@
       <w:spacing w:after="0" w:line="240" w:lineRule="auto"/>
     </w:pPr>
     <w:rPr>
-      <w:rFonts w:asciiTheme="majorHAnsi" w:eastAsiaTheme="majorEastAsia" w:hAnsiTheme="majorHAnsi" w:cstheme="majorBidi"/>
+      <w:rFonts w:ascii="Arial" w:hAnsi="Arial" w:cs="Arial" w:eastAsia="Arial"/>
       <w:color w:val="000000" w:themeColor="text1"/>
     </w:rPr>
     <w:tblPr>
@@ -20991,7 +20991,7 @@
       <w:spacing w:after="0" w:line="240" w:lineRule="auto"/>
     </w:pPr>
     <w:rPr>
-      <w:rFonts w:asciiTheme="majorHAnsi" w:eastAsiaTheme="majorEastAsia" w:hAnsiTheme="majorHAnsi" w:cstheme="majorBidi"/>
+      <w:rFonts w:ascii="Arial" w:hAnsi="Arial" w:cs="Arial" w:eastAsia="Arial"/>
       <w:color w:val="000000" w:themeColor="text1"/>
     </w:rPr>
     <w:tblPr>
@@ -21116,7 +21116,7 @@
       <w:spacing w:after="0" w:line="240" w:lineRule="auto"/>
     </w:pPr>
     <w:rPr>
-      <w:rFonts w:asciiTheme="majorHAnsi" w:eastAsiaTheme="majorEastAsia" w:hAnsiTheme="majorHAnsi" w:cstheme="majorBidi"/>
+      <w:rFonts w:ascii="Arial" w:hAnsi="Arial" w:cs="Arial" w:eastAsia="Arial"/>
       <w:color w:val="000000" w:themeColor="text1"/>
     </w:rPr>
     <w:tblPr>
@@ -25069,7 +25069,7 @@
     </a:clrScheme>
     <a:fontScheme name="Office">
       <a:majorFont>
-        <a:latin typeface="Calibri"/>
+        <a:latin typeface="Arial"/>
         <a:ea typeface=""/>
         <a:cs typeface=""/>
         <a:font script="Jpan" typeface="ＭＳ ゴシック"/>
@@ -25104,7 +25104,7 @@
         <a:font script="Geor" typeface="Sylfaen"/>
       </a:majorFont>
       <a:minorFont>
-        <a:latin typeface="Cambria"/>
+        <a:latin typeface="Arial"/>
         <a:ea typeface=""/>
         <a:cs typeface=""/>
         <a:font script="Jpan" typeface="ＭＳ 明朝"/>

--- a/assets/worksheets/simple-spectrometer/05-filters.docx
+++ b/assets/worksheets/simple-spectrometer/05-filters.docx
@@ -1137,15 +1137,39 @@
     <w:pPr>
       <w:pStyle w:val="Header"/>
       <w:tabs>
-        <w:tab w:pos="10080" w:val="right"/>
+        <w:tab w:val="clear" w:pos="576"/>
+        <w:tab w:val="clear" w:pos="1152"/>
+        <w:tab w:val="clear" w:pos="1728"/>
+        <w:tab w:val="clear" w:pos="2304"/>
+        <w:tab w:val="clear" w:pos="2880"/>
+        <w:tab w:val="clear" w:pos="3456"/>
+        <w:tab w:val="clear" w:pos="4032"/>
+        <w:tab w:pos="9820" w:val="right"/>
       </w:tabs>
+      <w:spacing w:before="0" w:after="0" w:lineRule="exact" w:line="480"/>
+      <w:shd w:val="clear" w:fill="002855"/>
+      <w:pBdr>
+        <w:bottom w:val="single" w:sz="16" w:space="0" w:color="EEAA00"/>
+      </w:pBdr>
     </w:pPr>
     <w:r>
       <w:rPr>
-        <w:b/>
-        <w:color w:val="002855"/>
-      </w:rPr>
-      <w:t>WVU DSPIRA</w:t>
+        <w:rFonts w:ascii="Arial" w:hAnsi="Arial"/>
+        <w:b/>
+        <w:color w:val="FFFFFF"/>
+        <w:sz w:val="32"/>
+      </w:rPr>
+      <w:t xml:space="preserve">  WVU DSPIRA</w:t>
+    </w:r>
+    <w:r>
+      <w:rPr>
+        <w:rFonts w:ascii="Arial" w:hAnsi="Arial"/>
+        <w:b w:val="0"/>
+        <w:color w:val="FFFFFF"/>
+        <w:sz w:val="18"/>
+      </w:rPr>
+      <w:tab/>
+      <w:t>WEST VIRGINIA UNIVERSITY</w:t>
     </w:r>
   </w:p>
 </w:hdr>

--- a/assets/worksheets/simple-spectrometer/05-filters.docx
+++ b/assets/worksheets/simple-spectrometer/05-filters.docx
@@ -576,7 +576,7 @@
       </w:tabs>
     </w:pPr>
     <w:r>
-      <w:t>wvurail.org/dspira</w:t>
+      <w:t>rail.wvu.edu/dspira</w:t>
     </w:r>
     <w:r>
       <w:tab/>
